--- a/docs/01_Master_Product_Plan_Document_File_Platform.docx
+++ b/docs/01_Master_Product_Plan_Document_File_Platform.docx
@@ -1259,7 +1259,7 @@
                 <w:b w:val="0"/>
                 <w:sz w:val="18"/>
               </w:rPr>
-              <w:t>PDF to Word; Word to PDF; PDF to JPG; JPG/Images to PDF</w:t>
+              <w:t>Word to PDF; PDF to JPG; JPG/Images to PDF</w:t>
             </w:r>
           </w:p>
         </w:tc>
@@ -1537,7 +1537,7 @@
                 <w:b w:val="0"/>
                 <w:sz w:val="18"/>
               </w:rPr>
-              <w:t>OCR, PDF to Excel, PDF to Markdown, protect/unlock, watermark, page numbers, repair</w:t>
+              <w:t>PDF to Word, OCR, PDF to Excel, PDF to Markdown, protect/unlock, watermark, page numbers, repair</w:t>
             </w:r>
           </w:p>
         </w:tc>
